--- a/module-8/Benko-Assignment8_2.docx
+++ b/module-8/Benko-Assignment8_2.docx
@@ -161,27 +161,7 @@
           <w:sz w:val="22"/>
           <w:szCs w:val="22"/>
         </w:rPr>
-        <w:t xml:space="preserve">Flowchart of the </w:t>
-      </w:r>
-      <w:r>
-        <w:rPr>
-          <w:rFonts w:ascii="Calibri" w:hAnsi="Calibri" w:cs="Calibri"/>
-          <w:b/>
-          <w:bCs/>
-          <w:sz w:val="22"/>
-          <w:szCs w:val="22"/>
-        </w:rPr>
-        <w:t xml:space="preserve">JSON </w:t>
-      </w:r>
-      <w:r>
-        <w:rPr>
-          <w:rFonts w:ascii="Calibri" w:hAnsi="Calibri" w:cs="Calibri"/>
-          <w:b/>
-          <w:bCs/>
-          <w:sz w:val="22"/>
-          <w:szCs w:val="22"/>
-        </w:rPr>
-        <w:t>program</w:t>
+        <w:t>Flowchart of the JSON program</w:t>
       </w:r>
     </w:p>
     <w:p>
@@ -309,6 +289,7 @@
       <w:r>
         <w:rPr>
           <w:rFonts w:ascii="Calibri" w:hAnsi="Calibri" w:cs="Calibri"/>
+          <w:noProof/>
           <w:sz w:val="22"/>
           <w:szCs w:val="22"/>
         </w:rPr>
@@ -414,6 +395,7 @@
       <w:r>
         <w:rPr>
           <w:rFonts w:ascii="Calibri" w:hAnsi="Calibri" w:cs="Calibri"/>
+          <w:noProof/>
           <w:sz w:val="22"/>
           <w:szCs w:val="22"/>
         </w:rPr>
@@ -520,6 +502,7 @@
       <w:r>
         <w:rPr>
           <w:rFonts w:ascii="Calibri" w:hAnsi="Calibri" w:cs="Calibri"/>
+          <w:noProof/>
           <w:sz w:val="22"/>
           <w:szCs w:val="22"/>
         </w:rPr>
@@ -597,6 +580,88 @@
           <w:szCs w:val="22"/>
         </w:rPr>
         <w:lastRenderedPageBreak/>
+        <w:t>Reload message</w:t>
+      </w:r>
+    </w:p>
+    <w:p>
+      <w:pPr>
+        <w:spacing w:after="120" w:line="240" w:lineRule="auto"/>
+        <w:rPr>
+          <w:rFonts w:ascii="Calibri" w:hAnsi="Calibri" w:cs="Calibri"/>
+          <w:sz w:val="22"/>
+          <w:szCs w:val="22"/>
+        </w:rPr>
+      </w:pPr>
+      <w:r>
+        <w:rPr>
+          <w:noProof/>
+        </w:rPr>
+        <w:drawing>
+          <wp:inline distT="0" distB="0" distL="0" distR="0" wp14:anchorId="039114B7" wp14:editId="6FD4744A">
+            <wp:extent cx="3248025" cy="1638300"/>
+            <wp:effectExtent l="0" t="0" r="9525" b="0"/>
+            <wp:docPr id="795127525" name="Picture 1"/>
+            <wp:cNvGraphicFramePr>
+              <a:graphicFrameLocks xmlns:a="http://schemas.openxmlformats.org/drawingml/2006/main" noChangeAspect="1"/>
+            </wp:cNvGraphicFramePr>
+            <a:graphic xmlns:a="http://schemas.openxmlformats.org/drawingml/2006/main">
+              <a:graphicData uri="http://schemas.openxmlformats.org/drawingml/2006/picture">
+                <pic:pic xmlns:pic="http://schemas.openxmlformats.org/drawingml/2006/picture">
+                  <pic:nvPicPr>
+                    <pic:cNvPr id="795127525" name=""/>
+                    <pic:cNvPicPr/>
+                  </pic:nvPicPr>
+                  <pic:blipFill>
+                    <a:blip r:embed="rId11"/>
+                    <a:stretch>
+                      <a:fillRect/>
+                    </a:stretch>
+                  </pic:blipFill>
+                  <pic:spPr>
+                    <a:xfrm>
+                      <a:off x="0" y="0"/>
+                      <a:ext cx="3248025" cy="1638300"/>
+                    </a:xfrm>
+                    <a:prstGeom prst="rect">
+                      <a:avLst/>
+                    </a:prstGeom>
+                  </pic:spPr>
+                </pic:pic>
+              </a:graphicData>
+            </a:graphic>
+          </wp:inline>
+        </w:drawing>
+      </w:r>
+    </w:p>
+    <w:p>
+      <w:pPr>
+        <w:spacing w:after="120" w:line="240" w:lineRule="auto"/>
+        <w:rPr>
+          <w:rFonts w:ascii="Calibri" w:hAnsi="Calibri" w:cs="Calibri"/>
+          <w:sz w:val="22"/>
+          <w:szCs w:val="22"/>
+        </w:rPr>
+      </w:pPr>
+    </w:p>
+    <w:p>
+      <w:pPr>
+        <w:spacing w:after="120" w:line="240" w:lineRule="auto"/>
+        <w:rPr>
+          <w:rFonts w:ascii="Calibri" w:hAnsi="Calibri" w:cs="Calibri"/>
+          <w:b/>
+          <w:bCs/>
+          <w:sz w:val="22"/>
+          <w:szCs w:val="22"/>
+        </w:rPr>
+      </w:pPr>
+      <w:r>
+        <w:rPr>
+          <w:rFonts w:ascii="Calibri" w:hAnsi="Calibri" w:cs="Calibri"/>
+          <w:b/>
+          <w:bCs/>
+          <w:sz w:val="22"/>
+          <w:szCs w:val="22"/>
+        </w:rPr>
         <w:t>Contents of the JSON file</w:t>
       </w:r>
     </w:p>
@@ -1173,6 +1238,7 @@
           <w:sz w:val="22"/>
           <w:szCs w:val="22"/>
         </w:rPr>
+        <w:lastRenderedPageBreak/>
         <w:t xml:space="preserve">        "Email": "tkane@gmail.com"</w:t>
       </w:r>
     </w:p>
@@ -1357,7 +1423,7 @@
       </w:r>
     </w:p>
     <w:sectPr>
-      <w:headerReference w:type="default" r:id="rId11"/>
+      <w:headerReference w:type="default" r:id="rId12"/>
       <w:pgSz w:w="12240" w:h="15840"/>
       <w:pgMar w:top="1440" w:right="1440" w:bottom="1440" w:left="1440" w:header="720" w:footer="720" w:gutter="0"/>
       <w:cols w:space="720"/>
